--- a/flow/20230914_vu_template/В,У - Мінея/09-Вересень/21-__-віддання_Воздвиження.docx
+++ b/flow/20230914_vu_template/В,У - Мінея/09-Вересень/21-__-віддання_Воздвиження.docx
@@ -1206,7 +1206,7 @@
           <w:sz w:val="24"/>
           <w:szCs w:val="24"/>
         </w:rPr>
-        <w:t>Виходить чоловік до свого діла,* і до своєї праці аж до вечора.</w:t>
+        <w:t>Виходить людина до свого діла,* і до своєї праці аж до вечора.</w:t>
       </w:r>
     </w:p>
     <w:p>
@@ -1704,7 +1704,7 @@
           <w:sz w:val="24"/>
           <w:szCs w:val="24"/>
         </w:rPr>
-        <w:t xml:space="preserve"> нас достойними любити і боятися тебе від усього серця нашого і творити в усьому волю твою. Бо ти є добрий і чоловіколюбний Бог, і тобі славу віддаємо: Отцю, і Сину, і Святому Духові, нині і повсякчас, і на віки віків. Амінь.</w:t>
+        <w:t xml:space="preserve"> нас достойними любити і боятися тебе від усього серця нашого і творити в усьому волю твою. Бо ти є добрий і людинолюбний Бог, і тобі славу віддаємо: Отцю, і Сину, і Святому Духові, нині і повсякчас, і на віки віків. Амінь.</w:t>
       </w:r>
     </w:p>
     <w:p>
@@ -1784,7 +1784,7 @@
           <w:sz w:val="24"/>
           <w:szCs w:val="24"/>
         </w:rPr>
-        <w:t>е, ніж ми просимо, або розуміємо. Самий ти, чоловіколюбний Царю, у всьому добрий, задовольни нас багатством твоїх ласк, щоб ми непостидною совістю призивали святе ім'я твоє; і не введи нас у спокусу, але визволь нас від злого, і провидінням твоїм дай нам у</w:t>
+        <w:t>е, ніж ми просимо, або розуміємо. Самий ти, людинолюбний Царю, у всьому добрий, задовольни нас багатством твоїх ласк, щоб ми непостидною совістю призивали святе ім'я твоє; і не введи нас у спокусу, але визволь нас від злого, і провидінням твоїм дай нам у</w:t>
       </w:r>
       <w:r>
         <w:rPr>
@@ -1828,7 +1828,7 @@
           <w:sz w:val="24"/>
           <w:szCs w:val="24"/>
         </w:rPr>
-        <w:t>адай твої милості і ласки, відвідай нас у твоїй доброті і дай нам пройти й останок нинішнього дня вільним від різних затій лукавого, і збережи наше життя без напастувань, благодаттю Святого твого Духа, − милістю, щедротами і чоловіколюб'ям єдинородного Син</w:t>
+        <w:t>адай твої милості і ласки, відвідай нас у твоїй доброті і дай нам пройти й останок нинішнього дня вільним від різних затій лукавого, і збережи наше життя без напастувань, благодаттю Святого твого Духа, − милістю, щедротами і людинолюб'ям єдинородного Син</w:t>
       </w:r>
       <w:r>
         <w:rPr>
@@ -1872,7 +1872,7 @@
           <w:sz w:val="24"/>
           <w:szCs w:val="24"/>
         </w:rPr>
-        <w:t xml:space="preserve">іцяне царство уділеними ласками впродовж цього дня, остерігши нас від усякого лиха! Дай нам і решту непорочно докінчити перед святою твоєю славою і величати тебе одного і доброго, і чоловіколюбного Бога нашого. Бо ти Бог наш і тобі славу віддаємо: Отцю, і </w:t>
+        <w:t xml:space="preserve">іцяне царство уділеними ласками впродовж цього дня, остерігши нас від усякого лиха! Дай нам і решту непорочно докінчити перед святою твоєю славою і величати тебе одного і доброго, і людинолюбного Бога нашого. Бо ти Бог наш і тобі славу віддаємо: Отцю, і </w:t>
       </w:r>
       <w:r>
         <w:rPr>
@@ -1916,7 +1916,7 @@
           <w:sz w:val="24"/>
           <w:szCs w:val="24"/>
         </w:rPr>
-        <w:t xml:space="preserve"> і зорі, щоб володіли ніччю, нас же грішних вчинив достойними і в теперішню годину стати перед твоїм обличчям, щоб тебе визнавати і принести тобі вечірнє славослов'я. Направ, Чоловіколюбче, молитву нашу, немов кадило, перед тобою і прийми її, як благовонни</w:t>
+        <w:t xml:space="preserve"> і зорі, щоб володіли ніччю, нас же грішних вчинив достойними і в теперішню годину стати перед твоїм обличчям, щоб тебе визнавати і принести тобі вечірнє славослов'я. Направ, Людинолюбче, молитву нашу, немов кадило, перед тобою і прийми її, як благовонни</w:t>
       </w:r>
       <w:r>
         <w:rPr>
@@ -1940,7 +1940,7 @@
           <w:sz w:val="24"/>
           <w:szCs w:val="24"/>
         </w:rPr>
-        <w:t xml:space="preserve">воїх людей провини. Відвідай їх задля молитов святої Богородиці. Бо ти є добрий і чоловіколюбний </w:t>
+        <w:t xml:space="preserve">воїх людей провини. Відвідай їх задля молитов святої Богородиці. Бо ти є добрий і людинолюбний </w:t>
       </w:r>
       <w:r>
         <w:rPr>
@@ -7432,7 +7432,7 @@
           <w:sz w:val="24"/>
           <w:szCs w:val="24"/>
         </w:rPr>
-        <w:t>о мукам* − були знесені муки осудженого за провину при райськім дереві.* Тому, Христе Царю, слава твоєму мудрому провидінню,* яким ти спас усіх, як добрий і чоловіколюбець!</w:t>
+        <w:t>о мукам* − були знесені муки осудженого за провину при райськім дереві.* Тому, Христе Царю, слава твоєму мудрому провидінню,* яким ти спас усіх, як добрий і людинаолюбець!</w:t>
       </w:r>
     </w:p>
     <w:p>
@@ -9549,7 +9549,7 @@
           <w:szCs w:val="24"/>
           <w:u w:val="single"/>
         </w:rPr>
-        <w:t>перішню годину стати перед твоїм обличчям, щоб тебе визнавати і принести тобі вечірнє славослов'я. Направ, Чоловіколюбче, молитву нашу, немов кадило, перед тобою і прийми її, як благовонний запах. Дай нам мирний цей вечір і близьку вже ніч; зодягни нас у б</w:t>
+        <w:t>перішню годину стати перед твоїм обличчям, щоб тебе визнавати і принести тобі вечірнє славослов'я. Направ, Людинолюбче, молитву нашу, немов кадило, перед тобою і прийми її, як благовонний запах. Дай нам мирний цей вечір і близьку вже ніч; зодягни нас у б</w:t>
       </w:r>
       <w:r>
         <w:rPr>
@@ -9838,7 +9838,7 @@
           <w:sz w:val="24"/>
           <w:szCs w:val="24"/>
         </w:rPr>
-        <w:t xml:space="preserve"> Господи, Боже наш, що прихилив небо і зійшов на спасіння людського роду! Зглянься на слуг твоїх і на спадкоємство твоє, бо перед тобою, страшним і чоловіколюбним Суддею, слуги твої схилили свої голови і зігнули свої шиї, не від лю</w:t>
+        <w:t xml:space="preserve"> Господи, Боже наш, що прихилив небо і зійшов на спасіння людського роду! Зглянься на слуг твоїх і на спадкоємство твоє, бо перед тобою, страшним і людинолюбним Суддею, слуги твої схилили свої голови і зігнули свої шиї, не від лю</w:t>
       </w:r>
       <w:r>
         <w:rPr>
@@ -11541,7 +11541,7 @@
           <w:sz w:val="24"/>
           <w:szCs w:val="24"/>
         </w:rPr>
-        <w:t>, і всіх святих, помилує і спасе нас, як благий і чоловіколюбець.</w:t>
+        <w:t>, і всіх святих, помилує і спасе нас, як благий і людинолюбний.</w:t>
       </w:r>
     </w:p>
     <w:p>
@@ -13083,7 +13083,7 @@
           <w:sz w:val="24"/>
           <w:szCs w:val="24"/>
         </w:rPr>
-        <w:t>Мене залічено до тих, що сходять у яму.* Я став як чоловік, що допомоги не має.</w:t>
+        <w:t>Мене залічено до тих, що сходять у яму.* Я став як людина, що допомоги не має.</w:t>
       </w:r>
     </w:p>
     <w:p>
@@ -14774,16 +14774,16 @@
           <w:sz w:val="24"/>
           <w:szCs w:val="24"/>
         </w:rPr>
-        <w:t>исте вчини в нас і Духом владичним утверди нас, і радість спасіння твого яви нам. Не відкинь нас від лиця твого, але дозволь, як Добрий і Чоловіколюбець, аж до останнього нашого віддиху появляти тобі жертву справедливости й приноси на святих твоїх жертовни</w:t>
-      </w:r>
-      <w:r>
-        <w:rPr>
-          <w:rFonts w:ascii="Times New Roman" w:hAnsi="Times New Roman"/>
-          <w:color w:val="000000"/>
-          <w:sz w:val="24"/>
-          <w:szCs w:val="24"/>
-        </w:rPr>
-        <w:t>ках, милістю і ласками і чоловіколюб'ям єдинородного Сина твого, з яким ти є благословенний з пресвятим, добрим і животворящим твоїм Духом, нині й повсякчас, і на віки віків. Амінь.</w:t>
+        <w:t>исте вчини в нас і Духом владичним утверди нас, і радість спасіння твого яви нам. Не відкинь нас від лиця твого, але дозволь, як Добрий і Людинолюбець, аж до останнього нашого віддиху появляти тобі жертву справедливости й приноси на святих твоїх жертовни</w:t>
+      </w:r>
+      <w:r>
+        <w:rPr>
+          <w:rFonts w:ascii="Times New Roman" w:hAnsi="Times New Roman"/>
+          <w:color w:val="000000"/>
+          <w:sz w:val="24"/>
+          <w:szCs w:val="24"/>
+        </w:rPr>
+        <w:t>ках, милістю і ласками і людинолюб'ям єдинородного Сина твого, з яким ти є благословенний з пресвятим, добрим і животворящим твоїм Духом, нині й повсякчас, і на віки віків. Амінь.</w:t>
       </w:r>
     </w:p>
     <w:p>
@@ -17097,7 +17097,7 @@
           <w:sz w:val="24"/>
           <w:szCs w:val="24"/>
         </w:rPr>
-        <w:t>Бо Ти благий і Чоловіколюбець Бог єси і Тобі славу</w:t>
+        <w:t>Бо Ти благий і Людинолюбець Бог єси і Тобі славу</w:t>
       </w:r>
       <w:r>
         <w:rPr>
@@ -17219,7 +17219,7 @@
           <w:sz w:val="24"/>
           <w:szCs w:val="24"/>
         </w:rPr>
-        <w:t xml:space="preserve"> Нині сповнилось пророче слово:* Ось бо поклоняємось на місці,* де стояли твої ноги, Господи;* скуштувавши з дерева спасіння, єдиний Чоловіколюбче,* прийняли ми молитвами Богородиці* звільнення від гріховних пристрастей.</w:t>
+        <w:t xml:space="preserve"> Нині сповнилось пророче слово:* Ось бо поклоняємось на місці,* де стояли твої ноги, Господи;* скуштувавши з дерева спасіння, єдиний Людинолюбче,* прийняли ми молитвами Богородиці* звільнення від гріховних пристрастей.</w:t>
       </w:r>
     </w:p>
     <w:p>
@@ -17755,7 +17755,7 @@
           <w:szCs w:val="24"/>
           <w:u w:val="single"/>
         </w:rPr>
-        <w:t>це ж чисте вчини в нас і Духом владичним утверди нас, і радість спасіння твого яви нам. Не відкинь нас від лиця твого, але дозволь, як Добрий і Чоловіколюбець, аж до останнього нашого віддиху появляти тобі жертву справедливости й приноси на святих твоїх же</w:t>
+        <w:t>це ж чисте вчини в нас і Духом владичним утверди нас, і радість спасіння твого яви нам. Не відкинь нас від лиця твого, але дозволь, як Добрий і Людинолюбець, аж до останнього нашого віддиху появляти тобі жертву справедливости й приноси на святих твоїх же</w:t>
       </w:r>
       <w:r>
         <w:rPr>
@@ -17764,7 +17764,7 @@
           <w:szCs w:val="24"/>
           <w:u w:val="single"/>
         </w:rPr>
-        <w:t>ртовниках, милістю і ласками і чоловіколюб'ям єдинородного Сина твого, з яким ти є благословенний з пресвятим, добрим і животворящим твоїм Духом, нині й повсякчас, і на віки віків. Амінь.]</w:t>
+        <w:t>ртовниках, милістю і ласками і людинолюб'ям єдинородного Сина твого, з яким ти є благословенний з пресвятим, добрим і животворящим твоїм Духом, нині й повсякчас, і на віки віків. Амінь.]</w:t>
       </w:r>
     </w:p>
     <w:p>
@@ -23936,7 +23936,7 @@
           <w:sz w:val="24"/>
           <w:szCs w:val="24"/>
         </w:rPr>
-        <w:t xml:space="preserve"> згрішили добровільно чи недобровільно, як добрий і чоловіколюбний Бог, прости і даруй нам земні й небесні добра твої:</w:t>
+        <w:t xml:space="preserve"> згрішили добровільно чи недобровільно, як добрий і людинолюбний Бог, прости і даруй нам земні й небесні добра твої:</w:t>
       </w:r>
     </w:p>
     <w:p>
@@ -24434,7 +24434,7 @@
           <w:sz w:val="24"/>
           <w:szCs w:val="24"/>
         </w:rPr>
-        <w:t>, і всіх святих, помилує і спасе нас, як благий і чоловіколюбець.</w:t>
+        <w:t>, і всіх святих, помилує і спасе нас, як благий і людинолюбний.</w:t>
       </w:r>
     </w:p>
     <w:p>
